--- a/labs/lab05/report/report.docx
+++ b/labs/lab05/report/report.docx
@@ -107,19 +107,19 @@
         <w:pStyle w:val="Author"/>
       </w:pPr>
       <w:r>
-        <w:t xml:space="preserve">Останин</w:t>
-      </w:r>
-      <w:r>
-        <w:t xml:space="preserve"> </w:t>
-      </w:r>
-      <w:r>
-        <w:t xml:space="preserve">Владислав</w:t>
-      </w:r>
-      <w:r>
-        <w:t xml:space="preserve"> </w:t>
-      </w:r>
-      <w:r>
-        <w:t xml:space="preserve">Александрович</w:t>
+        <w:t xml:space="preserve">Геллер</w:t>
+      </w:r>
+      <w:r>
+        <w:t xml:space="preserve"> </w:t>
+      </w:r>
+      <w:r>
+        <w:t xml:space="preserve">Михаил</w:t>
+      </w:r>
+      <w:r>
+        <w:t xml:space="preserve"> </w:t>
+      </w:r>
+      <w:r>
+        <w:t xml:space="preserve">Андреевич</w:t>
       </w:r>
     </w:p>
     <w:sdt>

--- a/labs/lab05/report/report.docx
+++ b/labs/lab05/report/report.docx
@@ -212,7 +212,7 @@
       <w:r>
         <w:drawing>
           <wp:inline>
-            <wp:extent cx="3733800" cy="3151530"/>
+            <wp:extent cx="3733800" cy="2238849"/>
             <wp:effectExtent b="0" l="0" r="0" t="0"/>
             <wp:docPr descr="Выполнение примеров" title="" id="22" name="Picture"/>
             <a:graphic>
@@ -233,7 +233,7 @@
                   <pic:spPr bwMode="auto">
                     <a:xfrm>
                       <a:off x="0" y="0"/>
-                      <a:ext cx="3733800" cy="3151530"/>
+                      <a:ext cx="3733800" cy="2238849"/>
                     </a:xfrm>
                     <a:prstGeom prst="rect">
                       <a:avLst/>
@@ -267,7 +267,7 @@
       <w:r>
         <w:drawing>
           <wp:inline>
-            <wp:extent cx="3733800" cy="2108110"/>
+            <wp:extent cx="3733800" cy="1386447"/>
             <wp:effectExtent b="0" l="0" r="0" t="0"/>
             <wp:docPr descr="Выполнение примеров" title="" id="25" name="Picture"/>
             <a:graphic>
@@ -288,7 +288,7 @@
                   <pic:spPr bwMode="auto">
                     <a:xfrm>
                       <a:off x="0" y="0"/>
-                      <a:ext cx="3733800" cy="2108110"/>
+                      <a:ext cx="3733800" cy="1386447"/>
                     </a:xfrm>
                     <a:prstGeom prst="rect">
                       <a:avLst/>
@@ -322,7 +322,7 @@
       <w:r>
         <w:drawing>
           <wp:inline>
-            <wp:extent cx="3733800" cy="2607160"/>
+            <wp:extent cx="3733800" cy="2547957"/>
             <wp:effectExtent b="0" l="0" r="0" t="0"/>
             <wp:docPr descr="Выполнение примеров" title="" id="28" name="Picture"/>
             <a:graphic>
@@ -343,7 +343,7 @@
                   <pic:spPr bwMode="auto">
                     <a:xfrm>
                       <a:off x="0" y="0"/>
-                      <a:ext cx="3733800" cy="2607160"/>
+                      <a:ext cx="3733800" cy="2547957"/>
                     </a:xfrm>
                     <a:prstGeom prst="rect">
                       <a:avLst/>
@@ -405,7 +405,7 @@
       <w:r>
         <w:drawing>
           <wp:inline>
-            <wp:extent cx="3733800" cy="3123583"/>
+            <wp:extent cx="3733800" cy="2210141"/>
             <wp:effectExtent b="0" l="0" r="0" t="0"/>
             <wp:docPr descr="Работа с каталогами" title="" id="31" name="Picture"/>
             <a:graphic>
@@ -426,7 +426,7 @@
                   <pic:spPr bwMode="auto">
                     <a:xfrm>
                       <a:off x="0" y="0"/>
-                      <a:ext cx="3733800" cy="3123583"/>
+                      <a:ext cx="3733800" cy="2210141"/>
                     </a:xfrm>
                     <a:prstGeom prst="rect">
                       <a:avLst/>
@@ -520,7 +520,7 @@
       <w:r>
         <w:drawing>
           <wp:inline>
-            <wp:extent cx="3733800" cy="3332018"/>
+            <wp:extent cx="3733800" cy="3066375"/>
             <wp:effectExtent b="0" l="0" r="0" t="0"/>
             <wp:docPr descr="Настройка прав доступа" title="" id="34" name="Picture"/>
             <a:graphic>
@@ -541,7 +541,7 @@
                   <pic:spPr bwMode="auto">
                     <a:xfrm>
                       <a:off x="0" y="0"/>
-                      <a:ext cx="3733800" cy="3332018"/>
+                      <a:ext cx="3733800" cy="3066375"/>
                     </a:xfrm>
                     <a:prstGeom prst="rect">
                       <a:avLst/>
@@ -583,7 +583,7 @@
       <w:r>
         <w:drawing>
           <wp:inline>
-            <wp:extent cx="3733800" cy="3113055"/>
+            <wp:extent cx="3733800" cy="2983449"/>
             <wp:effectExtent b="0" l="0" r="0" t="0"/>
             <wp:docPr descr="Файл /etc/passwd" title="" id="37" name="Picture"/>
             <a:graphic>
@@ -604,7 +604,7 @@
                   <pic:spPr bwMode="auto">
                     <a:xfrm>
                       <a:off x="0" y="0"/>
-                      <a:ext cx="3733800" cy="3113055"/>
+                      <a:ext cx="3733800" cy="2983449"/>
                     </a:xfrm>
                     <a:prstGeom prst="rect">
                       <a:avLst/>
@@ -646,7 +646,7 @@
       <w:r>
         <w:drawing>
           <wp:inline>
-            <wp:extent cx="3733800" cy="3504531"/>
+            <wp:extent cx="3733800" cy="4367677"/>
             <wp:effectExtent b="0" l="0" r="0" t="0"/>
             <wp:docPr descr="Работа с файлами и правами доступа" title="" id="40" name="Picture"/>
             <a:graphic>
@@ -667,7 +667,7 @@
                   <pic:spPr bwMode="auto">
                     <a:xfrm>
                       <a:off x="0" y="0"/>
-                      <a:ext cx="3733800" cy="3504531"/>
+                      <a:ext cx="3733800" cy="4367677"/>
                     </a:xfrm>
                     <a:prstGeom prst="rect">
                       <a:avLst/>
@@ -729,7 +729,7 @@
       <w:r>
         <w:drawing>
           <wp:inline>
-            <wp:extent cx="3733800" cy="2829916"/>
+            <wp:extent cx="3733800" cy="2524789"/>
             <wp:effectExtent b="0" l="0" r="0" t="0"/>
             <wp:docPr descr="Команда mount" title="" id="43" name="Picture"/>
             <a:graphic>
@@ -750,7 +750,7 @@
                   <pic:spPr bwMode="auto">
                     <a:xfrm>
                       <a:off x="0" y="0"/>
-                      <a:ext cx="3733800" cy="2829916"/>
+                      <a:ext cx="3733800" cy="2524789"/>
                     </a:xfrm>
                     <a:prstGeom prst="rect">
                       <a:avLst/>
@@ -792,7 +792,7 @@
       <w:r>
         <w:drawing>
           <wp:inline>
-            <wp:extent cx="3733800" cy="2846811"/>
+            <wp:extent cx="3733800" cy="2473681"/>
             <wp:effectExtent b="0" l="0" r="0" t="0"/>
             <wp:docPr descr="Команда fsck" title="" id="46" name="Picture"/>
             <a:graphic>
@@ -813,7 +813,7 @@
                   <pic:spPr bwMode="auto">
                     <a:xfrm>
                       <a:off x="0" y="0"/>
-                      <a:ext cx="3733800" cy="2846811"/>
+                      <a:ext cx="3733800" cy="2473681"/>
                     </a:xfrm>
                     <a:prstGeom prst="rect">
                       <a:avLst/>
@@ -855,7 +855,7 @@
       <w:r>
         <w:drawing>
           <wp:inline>
-            <wp:extent cx="3733800" cy="2836170"/>
+            <wp:extent cx="3733800" cy="2469378"/>
             <wp:effectExtent b="0" l="0" r="0" t="0"/>
             <wp:docPr descr="Команда mkfs" title="" id="49" name="Picture"/>
             <a:graphic>
@@ -876,7 +876,7 @@
                   <pic:spPr bwMode="auto">
                     <a:xfrm>
                       <a:off x="0" y="0"/>
-                      <a:ext cx="3733800" cy="2836170"/>
+                      <a:ext cx="3733800" cy="2469378"/>
                     </a:xfrm>
                     <a:prstGeom prst="rect">
                       <a:avLst/>
@@ -936,7 +936,7 @@
       <w:r>
         <w:drawing>
           <wp:inline>
-            <wp:extent cx="3733800" cy="2836170"/>
+            <wp:extent cx="3733800" cy="2564251"/>
             <wp:effectExtent b="0" l="0" r="0" t="0"/>
             <wp:docPr descr="Команда kill" title="" id="52" name="Picture"/>
             <a:graphic>
@@ -957,7 +957,7 @@
                   <pic:spPr bwMode="auto">
                     <a:xfrm>
                       <a:off x="0" y="0"/>
-                      <a:ext cx="3733800" cy="2836170"/>
+                      <a:ext cx="3733800" cy="2564251"/>
                     </a:xfrm>
                     <a:prstGeom prst="rect">
                       <a:avLst/>
